--- a/HW05_DP1_17921170861290323(1).docx
+++ b/HW05_DP1_17921170861290323(1).docx
@@ -4213,6 +4213,7 @@
                 <w:sz w:val="19"/>
               </w:rPr>
             </w:pPr>
+            <w:commentRangeStart w:id="0"/>
             <w:r>
               <w:rPr>
                 <w:rFonts w:ascii="Consolas" w:eastAsia="Consolas" w:hAnsi="Consolas"/>
@@ -4235,6 +4236,13 @@
                 <w:sz w:val="19"/>
               </w:rPr>
               <w:t xml:space="preserve"> CS.copy;</w:t>
+            </w:r>
+            <w:commentRangeEnd w:id="0"/>
+            <w:r>
+              <w:rPr>
+                <w:rStyle w:val="CommentReference"/>
+              </w:rPr>
+              <w:commentReference w:id="0"/>
             </w:r>
           </w:p>
           <w:p>
@@ -5716,6 +5724,7 @@
                 <w:sz w:val="19"/>
               </w:rPr>
             </w:pPr>
+            <w:commentRangeStart w:id="1"/>
             <w:r>
               <w:rPr>
                 <w:rFonts w:ascii="Consolas" w:eastAsia="Consolas" w:hAnsi="Consolas"/>
@@ -5739,6 +5748,13 @@
                 <w:sz w:val="19"/>
               </w:rPr>
               <w:t xml:space="preserve"> CS.copy;</w:t>
+            </w:r>
+            <w:commentRangeEnd w:id="1"/>
+            <w:r>
+              <w:rPr>
+                <w:rStyle w:val="CommentReference"/>
+              </w:rPr>
+              <w:commentReference w:id="1"/>
             </w:r>
           </w:p>
           <w:p>
@@ -6859,6 +6875,43 @@
     </w:sectPr>
   </w:body>
 </w:document>
+</file>
+
+<file path=word/comments.xml><?xml version="1.0" encoding="utf-8"?>
+<w:comments xmlns:a="http://schemas.openxmlformats.org/drawingml/2006/main" xmlns:pic="http://schemas.openxmlformats.org/drawingml/2006/picture" xmlns:r="http://schemas.openxmlformats.org/officeDocument/2006/relationships" xmlns:w="http://schemas.openxmlformats.org/wordprocessingml/2006/main" xmlns:wp="http://schemas.openxmlformats.org/drawingml/2006/wordprocessingDrawing" xmlns:mc="http://schemas.openxmlformats.org/markup-compatibility/2006" xmlns:a14="http://schemas.microsoft.com/office/drawing/2010/main" xmlns:w14="http://schemas.microsoft.com/office/word/2010/wordml" xmlns:wpc="http://schemas.microsoft.com/office/word/2010/wordprocessingCanvas">
+  <w:comment w:id="0" w:author="Gong Qiushi" w:initials="GQ" w:date="2026-10-23T00:18:16Z">
+    <w:p>
+      <w:pPr>
+        <w:pStyle w:val="CommentText"/>
+      </w:pPr>
+      <w:r>
+        <w:rPr>
+          <w:rStyle w:val="CommentReference"/>
+        </w:rPr>
+        <w:annotationRef/>
+      </w:r>
+      <w:r>
+        <w:t>17/18 - `addBonus` uses a fixed length. - The loop runs `i &lt; 6`; the method should work for the array it is given, so use `i &lt; marks.length` (the literal 6 only works for this exact size). (-1)  Also, the task asks you to show the expected output as well as the code.</w:t>
+      </w:r>
+    </w:p>
+  </w:comment>
+  <w:comment w:id="1" w:author="Gong Qiushi" w:initials="GQ" w:date="2026-10-23T00:18:16Z">
+    <w:p>
+      <w:pPr>
+        <w:pStyle w:val="CommentText"/>
+      </w:pPr>
+      <w:r>
+        <w:rPr>
+          <w:rStyle w:val="CommentReference"/>
+        </w:rPr>
+        <w:annotationRef/>
+      </w:r>
+      <w:r>
+        <w:t>21/22 - `find` uses a fixed length. - The loop runs `i &lt; 10`; use `i &lt; data.length` so the method reports positions for any array it is given. Everything else is correct. (-1)</w:t>
+      </w:r>
+    </w:p>
+  </w:comment>
+</w:comments>
 </file>
 
 <file path=word/endnotes.xml><?xml version="1.0" encoding="utf-8"?>
